--- a/Entrega_1/Calculo/Projeto_3_Taylor_TrocaTicket_Calc.docx
+++ b/Entrega_1/Calculo/Projeto_3_Taylor_TrocaTicket_Calc.docx
@@ -4013,66 +4013,41 @@
         <w:t xml:space="preserve">Tendo como fórmula: </w:t>
       </w:r>
       <m:oMath>
-        <m:sSup>
-          <m:sSupPr>
+        <m:sSub>
+          <m:sSubPr>
             <m:ctrlPr>
               <w:rPr>
                 <w:rFonts w:ascii="Cambria Math" w:hAnsi="Cambria Math"/>
                 <w:lang w:val="pt-BR"/>
               </w:rPr>
             </m:ctrlPr>
-          </m:sSupPr>
+          </m:sSubPr>
           <m:e>
             <m:r>
               <w:rPr>
                 <w:rFonts w:ascii="Cambria Math" w:hAnsi="Cambria Math"/>
                 <w:lang w:val="pt-BR"/>
               </w:rPr>
-              <m:t>P</m:t>
+              <m:t>p</m:t>
             </m:r>
-            <m:ctrlPr>
-              <w:rPr>
-                <w:rFonts w:ascii="Cambria Math" w:hAnsi="Cambria Math"/>
-                <w:i/>
-                <w:lang w:val="pt-BR"/>
-              </w:rPr>
-            </m:ctrlPr>
           </m:e>
-          <m:sup>
+          <m:sub>
             <m:r>
-              <m:rPr>
-                <m:sty m:val="p"/>
-              </m:rPr>
               <w:rPr>
                 <w:rFonts w:ascii="Cambria Math" w:hAnsi="Cambria Math"/>
                 <w:lang w:val="pt-BR"/>
               </w:rPr>
               <m:t>3</m:t>
             </m:r>
-            <m:d>
-              <m:dPr>
-                <m:ctrlPr>
-                  <w:rPr>
-                    <w:rFonts w:ascii="Cambria Math" w:hAnsi="Cambria Math"/>
-                    <w:lang w:val="pt-BR"/>
-                  </w:rPr>
-                </m:ctrlPr>
-              </m:dPr>
-              <m:e>
-                <m:r>
-                  <m:rPr>
-                    <m:sty m:val="p"/>
-                  </m:rPr>
-                  <w:rPr>
-                    <w:rFonts w:ascii="Cambria Math"/>
-                    <w:lang w:val="pt-BR"/>
-                  </w:rPr>
-                  <m:t>t</m:t>
-                </m:r>
-              </m:e>
-            </m:d>
-          </m:sup>
-        </m:sSup>
+          </m:sub>
+        </m:sSub>
+        <m:r>
+          <w:rPr>
+            <w:rFonts w:ascii="Cambria Math"/>
+            <w:lang w:val="pt-BR"/>
+          </w:rPr>
+          <m:t>(t)</m:t>
+        </m:r>
         <m:r>
           <w:rPr>
             <w:rFonts w:ascii="Cambria Math"/>
@@ -4522,66 +4497,34 @@
         <w:t xml:space="preserve"> </w:t>
       </w:r>
       <m:oMath>
-        <m:sSup>
-          <m:sSupPr>
+        <m:sSub>
+          <m:sSubPr>
             <m:ctrlPr>
               <w:rPr>
                 <w:rFonts w:ascii="Cambria Math" w:hAnsi="Cambria Math"/>
                 <w:lang w:val="pt-BR"/>
               </w:rPr>
             </m:ctrlPr>
-          </m:sSupPr>
+          </m:sSubPr>
           <m:e>
             <m:r>
               <w:rPr>
                 <w:rFonts w:ascii="Cambria Math" w:hAnsi="Cambria Math"/>
                 <w:lang w:val="pt-BR"/>
               </w:rPr>
-              <m:t>P</m:t>
+              <m:t>p</m:t>
             </m:r>
-            <m:ctrlPr>
-              <w:rPr>
-                <w:rFonts w:ascii="Cambria Math" w:hAnsi="Cambria Math"/>
-                <w:i/>
-                <w:lang w:val="pt-BR"/>
-              </w:rPr>
-            </m:ctrlPr>
           </m:e>
-          <m:sup>
+          <m:sub>
             <m:r>
-              <m:rPr>
-                <m:sty m:val="p"/>
-              </m:rPr>
               <w:rPr>
                 <w:rFonts w:ascii="Cambria Math" w:hAnsi="Cambria Math"/>
                 <w:lang w:val="pt-BR"/>
               </w:rPr>
               <m:t>3</m:t>
             </m:r>
-            <m:d>
-              <m:dPr>
-                <m:ctrlPr>
-                  <w:rPr>
-                    <w:rFonts w:ascii="Cambria Math" w:hAnsi="Cambria Math"/>
-                    <w:lang w:val="pt-BR"/>
-                  </w:rPr>
-                </m:ctrlPr>
-              </m:dPr>
-              <m:e>
-                <m:r>
-                  <m:rPr>
-                    <m:sty m:val="p"/>
-                  </m:rPr>
-                  <w:rPr>
-                    <w:rFonts w:ascii="Cambria Math"/>
-                    <w:lang w:val="pt-BR"/>
-                  </w:rPr>
-                  <m:t>t</m:t>
-                </m:r>
-              </m:e>
-            </m:d>
-          </m:sup>
-        </m:sSup>
+          </m:sub>
+        </m:sSub>
         <m:r>
           <w:rPr>
             <w:rFonts w:ascii="Cambria Math"/>
@@ -4738,13 +4681,6 @@
             <m:r>
               <w:rPr>
                 <w:rFonts w:ascii="Cambria Math"/>
-                <w:lang w:val="pt-BR"/>
-              </w:rPr>
-              <m:t>³</m:t>
-            </m:r>
-            <m:r>
-              <w:rPr>
-                <w:rFonts w:ascii="Cambria Math" w:hAnsi="Cambria Math"/>
                 <w:lang w:val="pt-BR"/>
               </w:rPr>
               <m:t>³</m:t>
